--- a/example_articles/countries/Unspecified/6.countries_Unspecified_Other_publisher.docx
+++ b/example_articles/countries/Unspecified/6.countries_Unspecified_Other_publisher.docx
@@ -27,17 +27,17 @@
     </w:p>
     <w:p>
       <w:r>
-        <w:t>Source File: Other publishers/Files (500) (24).DOCX</w:t>
+        <w:t>Source file: Other publishers/Files (500) (24).DOCX</w:t>
       </w:r>
     </w:p>
     <w:p>
       <w:r>
-        <w:t>Raw locations result: ['NA']</w:t>
+        <w:t>Raw locations result, 'locations': ['NA']</w:t>
       </w:r>
     </w:p>
     <w:p>
       <w:r>
-        <w:t>countries_stand_flat (Standardized): Unspecified</w:t>
+        <w:t>Standardized locations result, 'countries_stand_flat': Unspecified</w:t>
       </w:r>
     </w:p>
     <w:p>

--- a/example_articles/countries/Unspecified/6.countries_Unspecified_Other_publisher.docx
+++ b/example_articles/countries/Unspecified/6.countries_Unspecified_Other_publisher.docx
@@ -7,7 +7,9 @@
         <w:pStyle w:val="Heading1"/>
       </w:pPr>
       <w:r>
-        <w:t>MOVIES</w:t>
+        <w:t>TAX MORE, SPEND LESS;</w:t>
+        <w:br/>
+        <w:t>Benefit programs scrutinized</w:t>
       </w:r>
     </w:p>
     <w:p>
@@ -17,17 +19,17 @@
     </w:p>
     <w:p>
       <w:r>
-        <w:t>Date: 1990-02-23</w:t>
+        <w:t>Date: 1990-06-28</w:t>
       </w:r>
     </w:p>
     <w:p>
       <w:r>
-        <w:t>Section: LIFE; Pg. 3D; Television and Video; Movies</w:t>
+        <w:t>Section: NEWS; Pg. 4A</w:t>
       </w:r>
     </w:p>
     <w:p>
       <w:r>
-        <w:t>Source file: Other publishers/Files (500) (24).DOCX</w:t>
+        <w:t>Source file: Other publishers/Files (500) (20).DOCX</w:t>
       </w:r>
     </w:p>
     <w:p>
@@ -49,31 +51,57 @@
     </w:p>
     <w:p>
       <w:r>
-        <w:t>NEW IN STORES</w:t>
-        <w:br/>
-        <w:t>Pal Joey ### 1/2 (1957, RCA/Columbia, $ 19.95): Lovers of the play justifiably picked this apart, but one all-equalizing fact remains: This is the film that preserves Frank Sinatra's best screen voice - and performing Nelson Riddle arrangements of Rodgers and Hart at that. Originally a John O'Hara short-story collection, then the 1940 stage hit that launched Gene Kelly, Joey arrived on screen with sexual content laundered - ditto for the title heel's personality. Respectively billed first and third were Columbia's hall-of-fame sex queens; Rita Hayworth (then on her way out) plays an ex- stripper and San Francisco society matron, while Kim Novak (getting the big studio push) is an innocent chorus girl. The last third is soft, and I wish director George Sidney didn't sink the numbers with stupid reaction shots; Joey is fun, though, even when Frank isn't singing - and when he does, you get The Lady Is a Tramp, I Could Write a Book and more. Consumer query: Why wasn't Capitol's fake-stereo soundtrack-CD restored to monophonic?</w:t>
+        <w:t>Besides raising taxes, budget writers will have to cut spending on guns and butter - military and domestic programs - when they attack the deficit. It's a task fraught with political overtones as well.</w:t>
         <w:br/>
         <w:t xml:space="preserve"> </w:t>
         <w:br/>
-        <w:t>Cover Girl ### 1/2 (1944, RCA/Columbia, $ 19.95): The prototypical Rita Hayworth musical - Jerome Kern/Ira Gershwin score, knockout decor and cinematography, and a dopey script. The last doesn't matter too much, since this film also ''made'' Gene Kelly on screen - thanks, in part, to a famed ''alter ego'' dance that he rates as the trickiest of his career. Periodic color glitches aside, this (like Pal Joey) is one</w:t>
+        <w:t xml:space="preserve"> White House and congressional budget negotiators discussed specific cuts in sensitive benefit programs Wednesday - a topic just as touchy as taxes.</w:t>
         <w:br/>
-        <w:t>Still Lives ### 1/2 (1989, IVE, $ 89.95): A bleak but beautiful autobiographical work. Director Terence Davies counterpoints the wretched existence of a working-class Liverpool clan by having members break into some of the most puerile pop hits of the 1950s. The effect is wearying, but this is still one of '89's most subliminally powerful films, a deserved inclusion on many 10-best lists. Use of color is unusual, the final shot unforgettable.</w:t>
+        <w:t>One day after President Bush retreated from his ''no new taxes'' campaign pledge, Democrats and Republicans traded frank talk about savings that can be achieved from Social Security, Medicare and farm price supports.</w:t>
         <w:br/>
-        <w:t xml:space="preserve"> </w:t>
+        <w:t>''I think that will be tougher, generally speaking, for more members than raising revenues,'' said Rep. Dan Rostenkowski, D-Ill., chairman of the House Ways and Means Committee.</w:t>
         <w:br/>
-        <w:t xml:space="preserve"> Il Bidone ### 1/2 (1955, Connoisseur, $ 69.95): If you can survive Broderick Crawford dubbed into Italian, here's an unjustly overlooked Fellini movie about three con men who don priests' garb to bilk naive villagers; one extended party scene proves (again) that Fellini had mastered his craft by the mid-'50s. Richard Basehart and Giulietta Masina (Mrs. Fellini) co-star; they, of course, - were in the legendary opener of the La Strada/Bidone/Nights of Cabiria trilogy.</w:t>
+        <w:t>Specific new taxes were not debated in the closed-door session, despite Bush's agreement to include them in a package with spending cuts to reduce the $ 159 billion budget deficit.</w:t>
         <w:br/>
-        <w:t xml:space="preserve"> </w:t>
+        <w:t>But Sen. Wyche Fowler, D-Ga., said negotiators were comfortable ''throwing the word 'tax' around to make a sentence, rather than leaving a hole in the middle.''</w:t>
         <w:br/>
-        <w:t>Macario ### (1960, Connoisseur, $ 59.95): An irresistible fable, very well told, about a woodcutter who cuts a deal with ''Death'' to benefit his large family. Three points of interest: 1) This Oscar nominee was, at the time of its release, the most honored Mexican film since Luis Bunuel's 1950 all-timer Los Olvidados; 2) the original story is by B. Traven, the elusive, mysterious author of The Treasure of the Sierra Madre; 3) the film offers U.S. audiences a rare second opportunity to see Pina Pellicer, the suicide (at 24) who starred opposite Marlon Brando in One-Eyed Jacks.</w:t>
+        <w:t>Outside the negotiations, battle lines were drawn:</w:t>
         <w:br/>
-        <w:t xml:space="preserve"> </w:t>
+        <w:t>- A dozen GOP senators signed a letter saying they were ''astonished'' at Bush's readiness to include tax revenue increases in a deficit-reduction package. The senators pledged to oppose taxes.</w:t>
         <w:br/>
-        <w:t xml:space="preserve"> The Package # 1/2 (1989, Orion, $ 89.98): The forgettable title refers to a mercenary Army vet entrusted to Sarge Gene Hackman, who's soon caught up in international intrigue. Even if The Manchurian Candidate weren't back in circulation, there'd be no reason to catch this scavenger of it and other better movies; it is, though, so don't bother.</w:t>
+        <w:t>- House Democrats released a letter to Speaker Thomas Foley, signed by 134 of their members, demanding that any tax increases be levied against the wealthy rather than working-class.</w:t>
         <w:br/>
-        <w:t xml:space="preserve"> TOP MOVIE RENTALS</w:t>
+        <w:t>In Wednesday's talks, sacred-cow benefit programs commanded most attention.</w:t>
         <w:br/>
-        <w:t>Source: Billboard Publications</w:t>
+        <w:t>Possibilities raised:</w:t>
+        <w:br/>
+        <w:t>- Taxing 85 percent of Social Security benefits received by wealthier recipients, rather than 50 percent.</w:t>
+        <w:br/>
+        <w:t>- Delaying Social Security and federal retirement cost-of-living increases.</w:t>
+        <w:br/>
+        <w:t>- Cutting farm subsidies below previous proposals.</w:t>
+        <w:br/>
+        <w:t>Considered off-limits: Cuts in Medicaid and Aid to Families with Dependent Children. Many members are reluctant to cut Medicare, as Bush has proposed, because it has been trimmed nine consecutive years.</w:t>
+        <w:br/>
+        <w:t>''These are scattershot ideas,'' said Sen. Bob Packwood, R-Ore., top Republican on the Finance Committee.</w:t>
+        <w:br/>
+        <w:t>''Nothing close to serious negotiations yet,'' said Sen. Lloyd Bentsen, D- Texas, the panel's chairman.</w:t>
+        <w:br/>
+        <w:t>Because benefit programs consume half the $ 1.2 trillion federal budget, they are targeted annually for cuts.</w:t>
+        <w:br/>
+        <w:t>''That's an area of fixed cost that is prime for reduction,'' says Joseph Dowley, who is a former chief counsel to the House Ways and Means Committee.</w:t>
+        <w:br/>
+        <w:t>''It's just too big, and it's growing,'' Dowley says.</w:t>
+        <w:br/>
+        <w:t>Several fiscal analysts predict getting more than $ 5 billion to $ 6 billion in cuts from benefit programs will be difficult in an election year.</w:t>
+        <w:br/>
+        <w:t>Said Stanley Collender, a budget specialist at Price Waterhouse: ''The problem is finding money that is politically acceptable to cut."</w:t>
+        <w:br/>
+        <w:br/>
+        <w:t>Notes</w:t>
+        <w:br/>
+        <w:br/>
+        <w:t>Accompanying stories; Skittish GOP hopes economy stays strong; Osprey project flies in face of budget ax</w:t>
         <w:br/>
         <w:br/>
         <w:t>Graphic</w:t>
@@ -81,11 +109,11 @@
         <w:br/>
         <w:t xml:space="preserve"> </w:t>
         <w:br/>
-        <w:t>b/w, Source: Billboard Publications (chart); PHOTO; b/w, AP (Frank Sinatra)</w:t>
+        <w:t>PHOTO; b/w, John Duricka, AP (John Sununu, Robert Dole, Newt Gingrich, Phil Gramm)</w:t>
         <w:br/>
         <w:t xml:space="preserve"> </w:t>
         <w:br/>
-        <w:t>CUTLINE: FRANK SINATRA: He's in fine voice in 'Pal Joey.'</w:t>
+        <w:t>CUTLINE: DOWN TO BUSINESS: White House chief of staff John Sununu, right, talks budget cuts with Sen. Robert Dole, left. Rep. Newt Gingrich, center, and Sen. Phil Gramm also are pictured.</w:t>
       </w:r>
     </w:p>
     <w:sectPr>

--- a/example_articles/countries/Unspecified/6.countries_Unspecified_Other_publisher.docx
+++ b/example_articles/countries/Unspecified/6.countries_Unspecified_Other_publisher.docx
@@ -7,9 +7,9 @@
         <w:pStyle w:val="Heading1"/>
       </w:pPr>
       <w:r>
-        <w:t>TAX MORE, SPEND LESS;</w:t>
+        <w:t>London, Service were miners of literary gold;</w:t>
         <w:br/>
-        <w:t>Benefit programs scrutinized</w:t>
+        <w:t xml:space="preserve"> Both are remembered fondly in Dawson City, where they earned fame</w:t>
       </w:r>
     </w:p>
     <w:p>
@@ -19,17 +19,17 @@
     </w:p>
     <w:p>
       <w:r>
-        <w:t>Date: 1990-06-28</w:t>
+        <w:t>Date: 1997-07-20</w:t>
       </w:r>
     </w:p>
     <w:p>
       <w:r>
-        <w:t>Section: NEWS; Pg. 4A</w:t>
+        <w:t>Section: Travel; Pg. 5G</w:t>
       </w:r>
     </w:p>
     <w:p>
       <w:r>
-        <w:t>Source file: Other publishers/Files (500) (20).DOCX</w:t>
+        <w:t>Source file: Other publishers/Files (500) (28).DOCX</w:t>
       </w:r>
     </w:p>
     <w:p>
@@ -51,57 +51,69 @@
     </w:p>
     <w:p>
       <w:r>
-        <w:t>Besides raising taxes, budget writers will have to cut spending on guns and butter - military and domestic programs - when they attack the deficit. It's a task fraught with political overtones as well.</w:t>
+        <w:t>Dawson seems an unlikely place for literary interludes, but it provides two anyway, in the form of small log cabins standing near each other on a spruce-shaded back street.</w:t>
         <w:br/>
-        <w:t xml:space="preserve"> </w:t>
+        <w:t xml:space="preserve"> Once they sheltered the two best-known writers of the Klondike: poet Robert Service and author Jack London.</w:t>
         <w:br/>
-        <w:t xml:space="preserve"> White House and congressional budget negotiators discussed specific cuts in sensitive benefit programs Wednesday - a topic just as touchy as taxes.</w:t>
+        <w:t xml:space="preserve"> The men had a lot in common, though their lives didn't overlap there.  London got to the Klondike in 1897, in the midst of the Gold Rush, while Service didn't move there until 1904, when the bank he worked for transferred him up from Whitehorse.</w:t>
         <w:br/>
-        <w:t>One day after President Bush retreated from his ''no new taxes'' campaign pledge, Democrats and Republicans traded frank talk about savings that can be achieved from Social Security, Medicare and farm price supports.</w:t>
+        <w:t>But both men had rough-and-tumble backgrounds. Both ended up in Dawson, and both are remembered fondly.  More important, both earned fame and fortune the same way - with words, not gold dust.</w:t>
         <w:br/>
-        <w:t>''I think that will be tougher, generally speaking, for more members than raising revenues,'' said Rep. Dan Rostenkowski, D-Ill., chairman of the House Ways and Means Committee.</w:t>
+        <w:t xml:space="preserve"> Robert W. Service</w:t>
         <w:br/>
-        <w:t>Specific new taxes were not debated in the closed-door session, despite Bush's agreement to include them in a package with spending cuts to reduce the $ 159 billion budget deficit.</w:t>
+        <w:t xml:space="preserve"> Service is the Klondike's poet laureate, though poetry snobs distain his works. They're all driven by a throbbing rhyme scheme so strong that if you read enough of them, you start thinking that way. But that hasn't kept him out of the public's heart.</w:t>
         <w:br/>
-        <w:t>But Sen. Wyche Fowler, D-Ga., said negotiators were comfortable ''throwing the word 'tax' around to make a sentence, rather than leaving a hole in the middle.''</w:t>
+        <w:t xml:space="preserve"> Look at any of his poems - at, say, the opening of "The Shooting of Dan McGrew," a Klondike classic. Chances are, you can say it with me:</w:t>
         <w:br/>
-        <w:t>Outside the negotiations, battle lines were drawn:</w:t>
+        <w:t xml:space="preserve"> A bunch of the boys were whooping it up in the Malamute saloon;</w:t>
         <w:br/>
-        <w:t>- A dozen GOP senators signed a letter saying they were ''astonished'' at Bush's readiness to include tax revenue increases in a deficit-reduction package. The senators pledged to oppose taxes.</w:t>
+        <w:t xml:space="preserve"> The kid that handles the music-box was hitting a jag-time tune . . .</w:t>
         <w:br/>
-        <w:t>- House Democrats released a letter to Speaker Thomas Foley, signed by 134 of their members, demanding that any tax increases be levied against the wealthy rather than working-class.</w:t>
+        <w:t xml:space="preserve"> Or this, from the top of Service's other big hit, "The Cremation of Sam McGee":</w:t>
         <w:br/>
-        <w:t>In Wednesday's talks, sacred-cow benefit programs commanded most attention.</w:t>
+        <w:t xml:space="preserve"> The Northern Lights have seen queer sights,</w:t>
         <w:br/>
-        <w:t>Possibilities raised:</w:t>
+        <w:t xml:space="preserve"> But the queerest they ever did see</w:t>
         <w:br/>
-        <w:t>- Taxing 85 percent of Social Security benefits received by wealthier recipients, rather than 50 percent.</w:t>
+        <w:t xml:space="preserve"> Was that night on the marge of Lake Lebarge</w:t>
         <w:br/>
-        <w:t>- Delaying Social Security and federal retirement cost-of-living increases.</w:t>
+        <w:t xml:space="preserve"> I cremated Sam McGee . . .</w:t>
         <w:br/>
-        <w:t>- Cutting farm subsidies below previous proposals.</w:t>
+        <w:t xml:space="preserve"> Service, who grew up in Scotland, had the risk-taking personality for the Gold Rush, but he didn't go with the herd. Instead, he bummed around North America, riding rails, doing odd jobs, earning meals by singing songs he'd made up.</w:t>
         <w:br/>
-        <w:t>Considered off-limits: Cuts in Medicaid and Aid to Families with Dependent Children. Many members are reluctant to cut Medicare, as Bush has proposed, because it has been trimmed nine consecutive years.</w:t>
+        <w:t xml:space="preserve"> By the time he got to Dawson, the rush was over, the town had settled down, and he was in banking. The bank where he worked is still standing on the Yukon River side of Front St.  - a yellow two-story that looks like stone from a distance but is really just a wood-frame box sheathed with pressed metal.</w:t>
         <w:br/>
-        <w:t>''These are scattershot ideas,'' said Sen. Bob Packwood, R-Ore., top Republican on the Finance Committee.</w:t>
+        <w:t xml:space="preserve"> Service was aware of his literary failings. "Rhyming has my ruin been," he once wrote; "with less deftness, I might have produced real poetry." It wasn't much of a regret, though: His Klondike poems are still in print, and they paid him enough in royalties to let him live nicely on the French Riviera for 40 years. He died there in 1958.</w:t>
         <w:br/>
-        <w:t>''Nothing close to serious negotiations yet,'' said Sen. Lloyd Bentsen, D- Texas, the panel's chairman.</w:t>
+        <w:t xml:space="preserve"> His two-room cabin is on its original site and has been preserved since he moved away in 1912. It's decorated as it was in his day, right down to a basketful of the wallpaper scraps that he liked to write on. Service loved the place and rhymed it a tribute beginning, "Oh, dear little cabin, I've loved you so long, and now I must bid you goodbye . . ."</w:t>
         <w:br/>
-        <w:t>Because benefit programs consume half the $ 1.2 trillion federal budget, they are targeted annually for cuts.</w:t>
+        <w:t xml:space="preserve"> Twice a day in summer, on the cabin lawn, an interpreter named Tom Byrne does a one-man show about Service and recites his best-known poems. Their galloping rhythms are effective when they're spoken aloud, and the audience loves them, smiling, nodding and murmuring along on the familiar parts.</w:t>
         <w:br/>
-        <w:t>''That's an area of fixed cost that is prime for reduction,'' says Joseph Dowley, who is a former chief counsel to the House Ways and Means Committee.</w:t>
+        <w:t xml:space="preserve"> (The Robert Service Cabin is open 9 a.m. to noon and 1 to 5 p.m. daily in summer; admission to the grounds - you can look inside but not enter the cabin itself - is $ 2. Show tickets are $ 6 Canadian for adults and $ 3 for youth.)</w:t>
         <w:br/>
-        <w:t>''It's just too big, and it's growing,'' Dowley says.</w:t>
+        <w:t xml:space="preserve"> Jack London</w:t>
         <w:br/>
-        <w:t>Several fiscal analysts predict getting more than $ 5 billion to $ 6 billion in cuts from benefit programs will be difficult in an election year.</w:t>
+        <w:t xml:space="preserve"> Realistic adventure tales have fallen out of literary fashion, just like heavy rhyme schemes. But Jack London remains famous the world over for his, particularly for two novels of the north, "The Call of the Wild" and "White Fang," and for the short story that every high school kid on the continent has had to read at least once, "To Build a Fire."</w:t>
         <w:br/>
-        <w:t>Said Stanley Collender, a budget specialist at Price Waterhouse: ''The problem is finding money that is politically acceptable to cut."</w:t>
+        <w:t xml:space="preserve"> In his short lifetime - 1876 to 1916 - London wrote about 250 short stories and nearly 50 books, the best of which drew on his own Gold Rush experiences and on real events that had become legends in the Klondike mining community.</w:t>
         <w:br/>
+        <w:t xml:space="preserve"> London grew up poor and tough around San Francisco Bay, working with his muscles from the time he was a child - including time as an ocean-going oyster thief - while planning to be a writer. The hard years of his youth turned him into a socialist and gave him a lifelong sympathy with the working class.</w:t>
         <w:br/>
-        <w:t>Notes</w:t>
+        <w:t xml:space="preserve"> London headed for the Klondike when he was 21, staked a claim on Henderson Creek, up the Yukon, about 80 miles south of Dawson.  Nearly 50 years later local trappers found what may have been his cabin - a well-made one-room log hut, roofed with sod, with the signature "Jack London" scrawled on a back log.</w:t>
         <w:br/>
+        <w:t xml:space="preserve"> The trappers axed the signature out of the log, and eventually Dick North, a retired newspaperman and local Jack London buff, got the handwriting analyzed.  It looks to be London's, but mysteries remain.</w:t>
         <w:br/>
-        <w:t>Accompanying stories; Skittish GOP hopes economy stays strong; Osprey project flies in face of budget ax</w:t>
+        <w:t xml:space="preserve"> "We don't know if he spent a week here or eight months here," said North, curator of the Jack London museum next door.</w:t>
+        <w:br/>
+        <w:t xml:space="preserve"> Gold mining didn't pay off for London, but writing did. "Jack went on to write 1,000 words a day for 18 years," North said. He became the first American writer to earn a million dollars in his lifetime.</w:t>
+        <w:br/>
+        <w:t xml:space="preserve"> London was only 40 when he died, back home in California, while taking morphine for the pain of a kidney disorder.  "He took too much," said North. People still argue over whether it was an accident or a suicide.</w:t>
+        <w:br/>
+        <w:t xml:space="preserve"> In 1969, North got the London cabin moved from the claim site into Dawson.  About half of its logs were sent to Oakland, Calif., where they were used in a replica, so there are now two partially original Jack London cabins in North America.</w:t>
+        <w:br/>
+        <w:t xml:space="preserve"> (The Jack London Cabin and Interpretive Centre is open free from 10 a.m. to 1 p.m. and from 2 p.m. to 6 p.m. daily, mid-May to mid-September. Curator Dick North gives interpretive talks at noon and 2:15 p.m.</w:t>
+        <w:br/>
+        <w:t xml:space="preserve"> (Dawson City will hold a special Jack London Festival Sept. 17-21, in honor of London's arrival in the Klondike 100 years ago. The festival package costs $ 300 Canadian and includes hotel, most meals, all festival events including a tour of the goldfields and presentations on mining then and now. For an additional fee, participants can take a helicopter to the London claim on Henderson Creek.)</w:t>
         <w:br/>
         <w:br/>
         <w:t>Graphic</w:t>
@@ -109,11 +121,7 @@
         <w:br/>
         <w:t xml:space="preserve"> </w:t>
         <w:br/>
-        <w:t>PHOTO; b/w, John Duricka, AP (John Sununu, Robert Dole, Newt Gingrich, Phil Gramm)</w:t>
-        <w:br/>
-        <w:t xml:space="preserve"> </w:t>
-        <w:br/>
-        <w:t>CUTLINE: DOWN TO BUSINESS: White House chief of staff John Sununu, right, talks budget cuts with Sen. Robert Dole, left. Rep. Newt Gingrich, center, and Sen. Phil Gramm also are pictured.</w:t>
+        <w:t>Photograph</w:t>
       </w:r>
     </w:p>
     <w:sectPr>

--- a/example_articles/countries/Unspecified/6.countries_Unspecified_Other_publisher.docx
+++ b/example_articles/countries/Unspecified/6.countries_Unspecified_Other_publisher.docx
@@ -7,9 +7,7 @@
         <w:pStyle w:val="Heading1"/>
       </w:pPr>
       <w:r>
-        <w:t>London, Service were miners of literary gold;</w:t>
-        <w:br/>
-        <w:t xml:space="preserve"> Both are remembered fondly in Dawson City, where they earned fame</w:t>
+        <w:t>DEMOCRATS SHOULD TEMPER THEIR EXPENSIVE ENTHUSIASMS</w:t>
       </w:r>
     </w:p>
     <w:p>
@@ -19,17 +17,17 @@
     </w:p>
     <w:p>
       <w:r>
-        <w:t>Date: 1997-07-20</w:t>
+        <w:t>Date: 2021-11-27</w:t>
       </w:r>
     </w:p>
     <w:p>
       <w:r>
-        <w:t>Section: Travel; Pg. 5G</w:t>
+        <w:t>Section: OPINION; Pg. WB-2</w:t>
       </w:r>
     </w:p>
     <w:p>
       <w:r>
-        <w:t>Source file: Other publishers/Files (500) (28).DOCX</w:t>
+        <w:t>Source file: Other publishers/Files (500) (3).DOCX</w:t>
       </w:r>
     </w:p>
     <w:p>
@@ -51,69 +49,57 @@
     </w:p>
     <w:p>
       <w:r>
-        <w:t>Dawson seems an unlikely place for literary interludes, but it provides two anyway, in the form of small log cabins standing near each other on a spruce-shaded back street.</w:t>
+        <w:t>President Joe Biden has been ever a willow, never an oak, bending under progressive winds. Now, however, congressional Democrats should consider tempering their enthusiasm with lucidity. That is, their enthusiasm about their many expensive enthusiasms, with lucidity about the electorate.</w:t>
         <w:br/>
-        <w:t xml:space="preserve"> Once they sheltered the two best-known writers of the Klondike: poet Robert Service and author Jack London.</w:t>
+        <w:t>This is likely their only way to avoid a dispiriting, for them, 2022: Losing control of either congressional chamber would extinguish Mr. Biden's legislative agenda.</w:t>
         <w:br/>
-        <w:t xml:space="preserve"> The men had a lot in common, though their lives didn't overlap there.  London got to the Klondike in 1897, in the midst of the Gold Rush, while Service didn't move there until 1904, when the bank he worked for transferred him up from Whitehorse.</w:t>
+        <w:t>So, as the Democrats' kamikaze caucus contemplates a (properly scored) $4 trillion-plus Build Back Better gusher to punctuate a year that has seen the highest inflation in 31 years, this caucus should ponder some data:</w:t>
         <w:br/>
-        <w:t>But both men had rough-and-tumble backgrounds. Both ended up in Dawson, and both are remembered fondly.  More important, both earned fame and fortune the same way - with words, not gold dust.</w:t>
+        <w:t>Mr. Biden's agenda for swollen government resembles Franklin D. Roosevelt's in 1933 and Lyndon B. Johnson's in 1965.</w:t>
         <w:br/>
-        <w:t xml:space="preserve"> Robert W. Service</w:t>
+        <w:t>The stark differences are the popular-vote margins that put the three into the presidency: FDR, 17 percentage points; LBJ, 23 points; Biden, 4.5 points. So, in 1933, there were 59 Democratic senators (out of 96) and 313 Democratic representatives. In 1965, there were 68 Democratic senators and 295 Democratic representatives. Today, the numbers are 50 and 221. Analyst Charlie Cook says of 2020:</w:t>
         <w:br/>
-        <w:t xml:space="preserve"> Service is the Klondike's poet laureate, though poetry snobs distain his works. They're all driven by a throbbing rhyme scheme so strong that if you read enough of them, you start thinking that way. But that hasn't kept him out of the public's heart.</w:t>
+        <w:t>"The presidential race came down to 125,084 votes spread across Georgia, Arizona, Wisconsin and Pennsylvania.</w:t>
         <w:br/>
-        <w:t xml:space="preserve"> Look at any of his poems - at, say, the opening of "The Shooting of Dan McGrew," a Klondike classic. Chances are, you can say it with me:</w:t>
+        <w:t>"A flip of just 62,543 votes and Donald Trump would now be [well] into a second term.</w:t>
         <w:br/>
-        <w:t xml:space="preserve"> A bunch of the boys were whooping it up in the Malamute saloon;</w:t>
+        <w:t>"In the Senate, the Georgia seat that put Democrats over the top was a matter of Jon Ossoff winning just 59,944 more votes than David Perdue.</w:t>
         <w:br/>
-        <w:t xml:space="preserve"> The kid that handles the music-box was hitting a jag-time tune . . .</w:t>
+        <w:t>"The margin in the House was 31,751 votes across five districts."</w:t>
         <w:br/>
-        <w:t xml:space="preserve"> Or this, from the top of Service's other big hit, "The Cremation of Sam McGee":</w:t>
+        <w:t>In 2020, five states - Georgia, North Carolina, Arizona, Wisconsin, Pennsylvania - were won by margins of 1.5 percentage points or less. Mr. Biden won all but North Carolina.</w:t>
         <w:br/>
-        <w:t xml:space="preserve"> The Northern Lights have seen queer sights,</w:t>
+        <w:t>If Mr. Trump had won the three that Mr. Biden carried by less than 1 point - Georgia, Wisconsin, Arizona - he would be president.</w:t>
         <w:br/>
-        <w:t xml:space="preserve"> But the queerest they ever did see</w:t>
+        <w:t>The 2012 presidential election was the most recent one in which the Democratic candidate carried even 40% of whites without college educations.</w:t>
         <w:br/>
-        <w:t xml:space="preserve"> Was that night on the marge of Lake Lebarge</w:t>
+        <w:t>Today, according to David Shor, a Democratic consultant, "If you look inside the Democratic Party, there are three times more moderate or conservative non-white people than very liberal white people, but very liberal white people are infinitely more represented" (emphasis added).</w:t>
         <w:br/>
-        <w:t xml:space="preserve"> I cremated Sam McGee . . .</w:t>
+        <w:t>And between 2016 and 2020, Mr. Trump increased his success with non-white working-class voters. Mr. Biden won a smaller share of both the white and non-white working class vote than Barack Obama received in 2012.</w:t>
         <w:br/>
-        <w:t xml:space="preserve"> Service, who grew up in Scotland, had the risk-taking personality for the Gold Rush, but he didn't go with the herd. Instead, he bummed around North America, riding rails, doing odd jobs, earning meals by singing songs he'd made up.</w:t>
+        <w:t>This is one reason Mr. Trump is the first incumbent president to increase his vote total - he did by 10 million - while failing to win re-election. Another reason is that just 10% of those who voted for Mr. Obama in 2012 and Mr. Trump in 2016 voted for Mr. Biden in 2020.</w:t>
         <w:br/>
-        <w:t xml:space="preserve"> By the time he got to Dawson, the rush was over, the town had settled down, and he was in banking. The bank where he worked is still standing on the Yukon River side of Front St.  - a yellow two-story that looks like stone from a distance but is really just a wood-frame box sheathed with pressed metal.</w:t>
+        <w:t>Ticket-splitting has declined: In 2020, only 16 of 435 congressional districts were won by a presidential candidate of one party and a House candidate of the other.</w:t>
         <w:br/>
-        <w:t xml:space="preserve"> Service was aware of his literary failings. "Rhyming has my ruin been," he once wrote; "with less deftness, I might have produced real poetry." It wasn't much of a regret, though: His Klondike poems are still in print, and they paid him enough in royalties to let him live nicely on the French Riviera for 40 years. He died there in 1958.</w:t>
+        <w:t>In 2008, about 71% of Senate elections were won by the party whose presidential candidate carried the state.</w:t>
         <w:br/>
-        <w:t xml:space="preserve"> His two-room cabin is on its original site and has been preserved since he moved away in 1912. It's decorated as it was in his day, right down to a basketful of the wallpaper scraps that he liked to write on. Service loved the place and rhymed it a tribute beginning, "Oh, dear little cabin, I've loved you so long, and now I must bid you goodbye . . ."</w:t>
+        <w:t>In 2020, the figure was 95.6%, the same as with House districts.</w:t>
         <w:br/>
-        <w:t xml:space="preserve"> Twice a day in summer, on the cabin lawn, an interpreter named Tom Byrne does a one-man show about Service and recites his best-known poems. Their galloping rhythms are effective when they're spoken aloud, and the audience loves them, smiling, nodding and murmuring along on the familiar parts.</w:t>
+        <w:t>But the three states Mr. Biden carried by the largest margins (Maryland, 33.2 points; Massachusetts, 33.5; Vermont, 35.4) have Republican governors.</w:t>
         <w:br/>
-        <w:t xml:space="preserve"> (The Robert Service Cabin is open 9 a.m. to noon and 1 to 5 p.m. daily in summer; admission to the grounds - you can look inside but not enter the cabin itself - is $ 2. Show tickets are $ 6 Canadian for adults and $ 3 for youth.)</w:t>
+        <w:t>In the 2021-2022 post-census redrawing of congressional districts, Republicans control legislatures in states with 187 districts, and Democrats have complete control in states with just 75.</w:t>
         <w:br/>
-        <w:t xml:space="preserve"> Jack London</w:t>
+        <w:t>Furthermore, House races are susceptible to national waves, and since World War II, average midterm House losses for the president's party are slightly worse in presidents' first terms (23) than on average (22). Also, the most recent president to escape a first-term contraction of his party's Senate caucus in midterm elections was John F. Kennedy in 1962.</w:t>
         <w:br/>
-        <w:t xml:space="preserve"> Realistic adventure tales have fallen out of literary fashion, just like heavy rhyme schemes. But Jack London remains famous the world over for his, particularly for two novels of the north, "The Call of the Wild" and "White Fang," and for the short story that every high school kid on the continent has had to read at least once, "To Build a Fire."</w:t>
+        <w:t>So, Mr. Biden could become the fifth consecutive president to see his party lose control of both the House and the Senate during his tenure.</w:t>
         <w:br/>
-        <w:t xml:space="preserve"> In his short lifetime - 1876 to 1916 - London wrote about 250 short stories and nearly 50 books, the best of which drew on his own Gold Rush experiences and on real events that had become legends in the Klondike mining community.</w:t>
+        <w:t>He could even lose both in the first midterm elections of his tenure. This most recently happened not recently - in 1994 and 1954, during Bill Clinton's and Dwight D. Eisenhower's first terms, respectively.</w:t>
         <w:br/>
-        <w:t xml:space="preserve"> London grew up poor and tough around San Francisco Bay, working with his muscles from the time he was a child - including time as an ocean-going oyster thief - while planning to be a writer. The hard years of his youth turned him into a socialist and gave him a lifelong sympathy with the working class.</w:t>
+        <w:t>Today's polarization is not unprecedented. When a 1936 Gallup poll asked, "Do you believe the acts and policies of the Roosevelt administration may lead to a dictatorship?" 9% of Democrats said yes, and 83% of Republicans said yes. Today, however, there is broad agreement among Americans about something: Last week's Post-ABC News poll revealed that a landslide 59% are concerned that Mr. Biden would "do too much to increase the size and role of government."</w:t>
         <w:br/>
-        <w:t xml:space="preserve"> London headed for the Klondike when he was 21, staked a claim on Henderson Creek, up the Yukon, about 80 miles south of Dawson.  Nearly 50 years later local trappers found what may have been his cabin - a well-made one-room log hut, roofed with sod, with the signature "Jack London" scrawled on a back log.</w:t>
+        <w:t>Now, about that Build Back Better gusher ...</w:t>
         <w:br/>
-        <w:t xml:space="preserve"> The trappers axed the signature out of the log, and eventually Dick North, a retired newspaperman and local Jack London buff, got the handwriting analyzed.  It looks to be London's, but mysteries remain.</w:t>
-        <w:br/>
-        <w:t xml:space="preserve"> "We don't know if he spent a week here or eight months here," said North, curator of the Jack London museum next door.</w:t>
-        <w:br/>
-        <w:t xml:space="preserve"> Gold mining didn't pay off for London, but writing did. "Jack went on to write 1,000 words a day for 18 years," North said. He became the first American writer to earn a million dollars in his lifetime.</w:t>
-        <w:br/>
-        <w:t xml:space="preserve"> London was only 40 when he died, back home in California, while taking morphine for the pain of a kidney disorder.  "He took too much," said North. People still argue over whether it was an accident or a suicide.</w:t>
-        <w:br/>
-        <w:t xml:space="preserve"> In 1969, North got the London cabin moved from the claim site into Dawson.  About half of its logs were sent to Oakland, Calif., where they were used in a replica, so there are now two partially original Jack London cabins in North America.</w:t>
-        <w:br/>
-        <w:t xml:space="preserve"> (The Jack London Cabin and Interpretive Centre is open free from 10 a.m. to 1 p.m. and from 2 p.m. to 6 p.m. daily, mid-May to mid-September. Curator Dick North gives interpretive talks at noon and 2:15 p.m.</w:t>
-        <w:br/>
-        <w:t xml:space="preserve"> (Dawson City will hold a special Jack London Festival Sept. 17-21, in honor of London's arrival in the Klondike 100 years ago. The festival package costs $ 300 Canadian and includes hotel, most meals, all festival events including a tour of the goldfields and presentations on mining then and now. For an additional fee, participants can take a helicopter to the London claim on Henderson Creek.)</w:t>
+        <w:t>George Will is a columnist for The Washington Post.</w:t>
         <w:br/>
         <w:br/>
         <w:t>Graphic</w:t>
@@ -121,7 +107,7 @@
         <w:br/>
         <w:t xml:space="preserve"> </w:t>
         <w:br/>
-        <w:t>Photograph</w:t>
+        <w:t>PHOTO: Branden Camp/Associated Press: U.S. Sen. Jon Ossoff, D-Georgia</w:t>
       </w:r>
     </w:p>
     <w:sectPr>

--- a/example_articles/countries/Unspecified/6.countries_Unspecified_Other_publisher.docx
+++ b/example_articles/countries/Unspecified/6.countries_Unspecified_Other_publisher.docx
@@ -7,7 +7,7 @@
         <w:pStyle w:val="Heading1"/>
       </w:pPr>
       <w:r>
-        <w:t>DEMOCRATS SHOULD TEMPER THEIR EXPENSIVE ENTHUSIASMS</w:t>
+        <w:t>Romney stumbling on immigration</w:t>
       </w:r>
     </w:p>
     <w:p>
@@ -17,17 +17,17 @@
     </w:p>
     <w:p>
       <w:r>
-        <w:t>Date: 2021-11-27</w:t>
+        <w:t>Date: 2012-07-01</w:t>
       </w:r>
     </w:p>
     <w:p>
       <w:r>
-        <w:t>Section: OPINION; Pg. WB-2</w:t>
+        <w:t>Section: NEWS; Pg. 14</w:t>
       </w:r>
     </w:p>
     <w:p>
       <w:r>
-        <w:t>Source file: Other publishers/Files (500) (3).DOCX</w:t>
+        <w:t>Source file: Other publishers/Files (500) (14).DOCX</w:t>
       </w:r>
     </w:p>
     <w:p>
@@ -49,65 +49,25 @@
     </w:p>
     <w:p>
       <w:r>
-        <w:t>President Joe Biden has been ever a willow, never an oak, bending under progressive winds. Now, however, congressional Democrats should consider tempering their enthusiasm with lucidity. That is, their enthusiasm about their many expensive enthusiasms, with lucidity about the electorate.</w:t>
+        <w:t>Washington, in common with Rome or Qom, periodically defers to the judgments of the impressively robed — the ex cathedra portion of the political season. The constitutional implications of Thursday's Supreme Court's health care ruling will be debated until Election Day and dissected beyond it. But it is the court's immigration decision — and Mitt Romney's positioning on the issue — that throws the brightest light on the current presidential race. And the glare is not kind to the challenger.</w:t>
         <w:br/>
-        <w:t>This is likely their only way to avoid a dispiriting, for them, 2022: Losing control of either congressional chamber would extinguish Mr. Biden's legislative agenda.</w:t>
+        <w:t>Some have faulted Romney for a muddled response to the ruling — a tactical criticism that is largely unfair. It is difficult to be clear about an ambiguous decision. Romney aides also note that their candidate is uncomfortable with the whole enterprise of a president, or prospective president, cheering or jeering the actions of the Supreme Court in the manner of a pennant race. An admirable reticence.</w:t>
         <w:br/>
-        <w:t>So, as the Democrats' kamikaze caucus contemplates a (properly scored) $4 trillion-plus Build Back Better gusher to punctuate a year that has seen the highest inflation in 31 years, this caucus should ponder some data:</w:t>
+        <w:t>Romney's whole post-primary approach to immigration has been careful and reasonable. He faults President Obama for election-year urgency on immigration policy after three and a half years of passivity. He highlights the scandal of double-digit Hispanic unemployment. He calls for easier family unification for permanent residents, green cards for those earning advanced degrees and a path to legal status in exchange for military service.</w:t>
         <w:br/>
-        <w:t>Mr. Biden's agenda for swollen government resembles Franklin D. Roosevelt's in 1933 and Lyndon B. Johnson's in 1965.</w:t>
+        <w:t>Considered individually, these messages and policies make sense. Taken together, they are a strategic failure. Romney is being careful and reasonable on immigration in the midst of a five-alarm political fire. Latino support for Republicans has been dropping since conservatives blocked President George W. Bush's attempt at comprehensive immigration reform. Romney accelerated the descent by pledging to veto the DREAM Act as president.</w:t>
         <w:br/>
-        <w:t>The stark differences are the popular-vote margins that put the three into the presidency: FDR, 17 percentage points; LBJ, 23 points; Biden, 4.5 points. So, in 1933, there were 59 Democratic senators (out of 96) and 313 Democratic representatives. In 1965, there were 68 Democratic senators and 295 Democratic representatives. Today, the numbers are 50 and 221. Analyst Charlie Cook says of 2020:</w:t>
+        <w:t>On immigration, President Obama's boldness of late has been Napoleonic. The French emperor is hardly a model for a democratic statesman, given the coup of 18 Brumaire and all that. But he knew how to throw his strength at an opponent's weak point at a decisive moment — which Obama did with his mini-DREAM Act. It was a questionable use of executive power. But after weeks of political stumbles, Obama proved capable of an audacious stroke.</w:t>
         <w:br/>
-        <w:t>"The presidential race came down to 125,084 votes spread across Georgia, Arizona, Wisconsin and Pennsylvania.</w:t>
+        <w:t>The contrast is instructive. The Obama campaign is often tactically weak — an exercise in endless speeches, overmatched spokesmen, blame-shifting and expectations-lowering. But the president is capable of ambitious repositioning.</w:t>
         <w:br/>
-        <w:t>"A flip of just 62,543 votes and Donald Trump would now be [well] into a second term.</w:t>
+        <w:t>The Romney campaign, in contrast, is focused and tactically competent. Romney is a strikingly better general election candidate than he was in the primaries. He is comfortable pressing the argument against Obama's failed economic stewardship — admittedly an easier case to make.</w:t>
         <w:br/>
-        <w:t>"In the Senate, the Georgia seat that put Democrats over the top was a matter of Jon Ossoff winning just 59,944 more votes than David Perdue.</w:t>
+        <w:t>But it should concern Republicans that the Romney campaign has shown little appetite for strategic boldness — the ability to shift an argument, exploit a weakness or appeal to an unexpected audience. Immigration is the most urgent example, but there are others. What innovative policy has Romney announced to reassure suburban women or Catholic voters? Or to convince working-class voters that he is committed to upward mobility?</w:t>
         <w:br/>
-        <w:t>"The margin in the House was 31,751 votes across five districts."</w:t>
+        <w:t>This absence of strategic ambition may reflect a strategy — that the election should only be a referendum on the Obama economy. If so, it is a serious mistake. Very few coast to the presidency based on the failures of others. A challenger who does not shape his own image will have it shaped for him. A candidate who does not compete on his opponent's home turf will often be struggling on his own.</w:t>
         <w:br/>
-        <w:t>In 2020, five states - Georgia, North Carolina, Arizona, Wisconsin, Pennsylvania - were won by margins of 1.5 percentage points or less. Mr. Biden won all but North Carolina.</w:t>
-        <w:br/>
-        <w:t>If Mr. Trump had won the three that Mr. Biden carried by less than 1 point - Georgia, Wisconsin, Arizona - he would be president.</w:t>
-        <w:br/>
-        <w:t>The 2012 presidential election was the most recent one in which the Democratic candidate carried even 40% of whites without college educations.</w:t>
-        <w:br/>
-        <w:t>Today, according to David Shor, a Democratic consultant, "If you look inside the Democratic Party, there are three times more moderate or conservative non-white people than very liberal white people, but very liberal white people are infinitely more represented" (emphasis added).</w:t>
-        <w:br/>
-        <w:t>And between 2016 and 2020, Mr. Trump increased his success with non-white working-class voters. Mr. Biden won a smaller share of both the white and non-white working class vote than Barack Obama received in 2012.</w:t>
-        <w:br/>
-        <w:t>This is one reason Mr. Trump is the first incumbent president to increase his vote total - he did by 10 million - while failing to win re-election. Another reason is that just 10% of those who voted for Mr. Obama in 2012 and Mr. Trump in 2016 voted for Mr. Biden in 2020.</w:t>
-        <w:br/>
-        <w:t>Ticket-splitting has declined: In 2020, only 16 of 435 congressional districts were won by a presidential candidate of one party and a House candidate of the other.</w:t>
-        <w:br/>
-        <w:t>In 2008, about 71% of Senate elections were won by the party whose presidential candidate carried the state.</w:t>
-        <w:br/>
-        <w:t>In 2020, the figure was 95.6%, the same as with House districts.</w:t>
-        <w:br/>
-        <w:t>But the three states Mr. Biden carried by the largest margins (Maryland, 33.2 points; Massachusetts, 33.5; Vermont, 35.4) have Republican governors.</w:t>
-        <w:br/>
-        <w:t>In the 2021-2022 post-census redrawing of congressional districts, Republicans control legislatures in states with 187 districts, and Democrats have complete control in states with just 75.</w:t>
-        <w:br/>
-        <w:t>Furthermore, House races are susceptible to national waves, and since World War II, average midterm House losses for the president's party are slightly worse in presidents' first terms (23) than on average (22). Also, the most recent president to escape a first-term contraction of his party's Senate caucus in midterm elections was John F. Kennedy in 1962.</w:t>
-        <w:br/>
-        <w:t>So, Mr. Biden could become the fifth consecutive president to see his party lose control of both the House and the Senate during his tenure.</w:t>
-        <w:br/>
-        <w:t>He could even lose both in the first midterm elections of his tenure. This most recently happened not recently - in 1994 and 1954, during Bill Clinton's and Dwight D. Eisenhower's first terms, respectively.</w:t>
-        <w:br/>
-        <w:t>Today's polarization is not unprecedented. When a 1936 Gallup poll asked, "Do you believe the acts and policies of the Roosevelt administration may lead to a dictatorship?" 9% of Democrats said yes, and 83% of Republicans said yes. Today, however, there is broad agreement among Americans about something: Last week's Post-ABC News poll revealed that a landslide 59% are concerned that Mr. Biden would "do too much to increase the size and role of government."</w:t>
-        <w:br/>
-        <w:t>Now, about that Build Back Better gusher ...</w:t>
-        <w:br/>
-        <w:t>George Will is a columnist for The Washington Post.</w:t>
-        <w:br/>
-        <w:br/>
-        <w:t>Graphic</w:t>
-        <w:br/>
-        <w:br/>
-        <w:t xml:space="preserve"> </w:t>
-        <w:br/>
-        <w:t>PHOTO: Branden Camp/Associated Press: U.S. Sen. Jon Ossoff, D-Georgia</w:t>
+        <w:t>In a stalled economy, in a period of public discontent, in a dead heat less than five months out, Romney is primed for a victory in November. But it won't come by default.</w:t>
       </w:r>
     </w:p>
     <w:sectPr>
